--- a/output/Test_Section_Research.docx
+++ b/output/Test_Section_Research.docx
@@ -2,413 +2,294 @@
 <file path=word/document.xml><?xml version="1.0" encoding="utf-8"?>
 <w:document xmlns:wpc="http://schemas.microsoft.com/office/word/2010/wordprocessingCanvas" xmlns:mo="http://schemas.microsoft.com/office/mac/office/2008/main" xmlns:mc="http://schemas.openxmlformats.org/markup-compatibility/2006" xmlns:mv="urn:schemas-microsoft-com:mac:vml" xmlns:o="urn:schemas-microsoft-com:office:office" xmlns:r="http://schemas.openxmlformats.org/officeDocument/2006/relationships" xmlns:m="http://schemas.openxmlformats.org/officeDocument/2006/math" xmlns:v="urn:schemas-microsoft-com:vml" xmlns:wp14="http://schemas.microsoft.com/office/word/2010/wordprocessingDrawing" xmlns:wp="http://schemas.openxmlformats.org/drawingml/2006/wordprocessingDrawing" xmlns:w10="urn:schemas-microsoft-com:office:word" xmlns:w="http://schemas.openxmlformats.org/wordprocessingml/2006/main" xmlns:w14="http://schemas.microsoft.com/office/word/2010/wordml" xmlns:wpg="http://schemas.microsoft.com/office/word/2010/wordprocessingGroup" xmlns:wpi="http://schemas.microsoft.com/office/word/2010/wordprocessingInk" xmlns:wne="http://schemas.microsoft.com/office/word/2006/wordml" xmlns:wps="http://schemas.microsoft.com/office/word/2010/wordprocessingShape" mc:Ignorable="w14 wp14">
   <w:body>
-    <w:tbl>
-      <w:tblPr>
-        <w:tblW w:type="auto" w:w="0"/>
-        <w:jc w:val="center"/>
-        <w:tblLook w:firstColumn="1" w:firstRow="1" w:lastColumn="0" w:lastRow="0" w:noHBand="0" w:noVBand="1" w:val="04A0"/>
-      </w:tblPr>
-      <w:tblGrid>
-        <w:gridCol w:w="9936"/>
-      </w:tblGrid>
-      <w:tr>
-        <w:tc>
-          <w:tcPr>
-            <w:tcW w:type="dxa" w:w="9792"/>
-            <w:shd w:fill="1F4E78"/>
-          </w:tcPr>
-          <w:p>
-            <w:pPr>
-              <w:jc w:val="left"/>
-            </w:pPr>
-            <w:r>
-              <w:rPr>
-                <w:rFonts w:ascii="Arial" w:hAnsi="Arial"/>
-                <w:b/>
-                <w:color w:val="FFFFFF"/>
-                <w:sz w:val="40"/>
-              </w:rPr>
-              <w:t xml:space="preserve">  RESEARCH &amp; INNOVATION  </w:t>
-            </w:r>
-          </w:p>
-        </w:tc>
-      </w:tr>
-    </w:tbl>
     <w:p>
       <w:pPr>
-        <w:spacing w:after="240"/>
+        <w:pageBreakBefore w:val="0"/>
+        <w:tabs>
+          <w:tab w:pos="9029" w:val="right"/>
+        </w:tabs>
+        <w:spacing w:after="320"/>
+        <w:pBdr>
+          <w:top w:val="single" w:sz="36" w:space="6" w:color="1F4E78"/>
+          <w:bottom w:val="single" w:sz="12" w:space="4" w:color="1F4E78"/>
+        </w:pBdr>
       </w:pPr>
+      <w:r>
+        <w:rPr>
+          <w:b/>
+          <w:color w:val="1F4E78"/>
+          <w:sz w:val="17"/>
+          <w:spacing w:val="30"/>
+        </w:rPr>
+        <w:t>IT CHRONICLES · RESEARCH &amp; INNOVATION</w:t>
+      </w:r>
     </w:p>
     <w:p>
-      <w:r/>
+      <w:pPr>
+        <w:spacing w:after="120"/>
+      </w:pPr>
+      <w:r>
+        <w:rPr>
+          <w:b/>
+          <w:i w:val="0"/>
+          <w:color w:val="FFFFFF"/>
+          <w:sz w:val="16"/>
+          <w:shd w:val="clear" w:color="auto" w:fill="1F4E78"/>
+        </w:rPr>
+        <w:t xml:space="preserve">  IMPACT FACTOR 8.5 / SCOPUS Q1  </w:t>
+      </w:r>
     </w:p>
-    <w:tbl>
-      <w:tblPr>
-        <w:tblW w:type="auto" w:w="0"/>
-        <w:jc w:val="center"/>
-        <w:tblLook w:firstColumn="1" w:firstRow="1" w:lastColumn="0" w:lastRow="0" w:noHBand="0" w:noVBand="1" w:val="04A0"/>
-      </w:tblPr>
-      <w:tblGrid>
-        <w:gridCol w:w="3312"/>
-        <w:gridCol w:w="3312"/>
-        <w:gridCol w:w="3312"/>
-      </w:tblGrid>
-      <w:tr>
-        <w:tc>
-          <w:tcPr>
-            <w:tcW w:type="dxa" w:w="3312"/>
-            <w:shd w:fill="F2F4F7"/>
-          </w:tcPr>
-          <w:p>
-            <w:r>
-              <w:rPr>
-                <w:sz w:val="18"/>
-              </w:rPr>
-              <w:t>Total Submissions</w:t>
-            </w:r>
-          </w:p>
-          <w:p>
-            <w:r>
-              <w:rPr>
-                <w:b/>
-                <w:color w:val="1F4E78"/>
-                <w:sz w:val="36"/>
-              </w:rPr>
-              <w:t>1</w:t>
-            </w:r>
-          </w:p>
-        </w:tc>
-        <w:tc>
-          <w:tcPr>
-            <w:tcW w:type="dxa" w:w="3312"/>
-            <w:shd w:fill="EBF3F9"/>
-          </w:tcPr>
-          <w:p>
-            <w:r>
-              <w:rPr>
-                <w:sz w:val="18"/>
-              </w:rPr>
-              <w:t>Active Categories</w:t>
-            </w:r>
-          </w:p>
-          <w:p>
-            <w:r>
-              <w:rPr>
-                <w:b/>
-                <w:color w:val="2E75B6"/>
-                <w:sz w:val="36"/>
-              </w:rPr>
-              <w:t>1</w:t>
-            </w:r>
-          </w:p>
-        </w:tc>
-        <w:tc>
-          <w:tcPr>
-            <w:tcW w:type="dxa" w:w="3312"/>
-            <w:shd w:fill="F2F4F7"/>
-          </w:tcPr>
-          <w:p>
-            <w:r>
-              <w:rPr>
-                <w:sz w:val="18"/>
-              </w:rPr>
-              <w:t>Section Status</w:t>
-            </w:r>
-          </w:p>
-          <w:p>
-            <w:r>
-              <w:rPr>
-                <w:b/>
-                <w:color w:val="548235"/>
-                <w:sz w:val="28"/>
-              </w:rPr>
-              <w:t>VERIFIED</w:t>
-            </w:r>
-          </w:p>
-        </w:tc>
-      </w:tr>
-    </w:tbl>
     <w:p>
       <w:pPr>
-        <w:spacing w:after="200"/>
+        <w:spacing w:after="100" w:line="288" w:lineRule="auto"/>
+        <w:jc w:val="left"/>
+      </w:pPr>
+      <w:r>
+        <w:rPr>
+          <w:b/>
+          <w:i w:val="0"/>
+          <w:color w:val="1F4E78"/>
+          <w:sz w:val="34"/>
+        </w:rPr>
+        <w:t>Advanced Quantum AI for Document Automation</w:t>
+      </w:r>
+    </w:p>
+    <w:p>
+      <w:pPr>
+        <w:spacing w:after="100"/>
+      </w:pPr>
+      <w:r>
+        <w:rPr>
+          <w:b/>
+          <w:i w:val="0"/>
+          <w:color w:val="475569"/>
+          <w:sz w:val="21"/>
+        </w:rPr>
+        <w:t>By Dr. John Smith, Dr. Alice Johnson</w:t>
+      </w:r>
+    </w:p>
+    <w:p>
+      <w:pPr>
+        <w:spacing w:after="160" w:line="384" w:lineRule="auto"/>
+        <w:jc w:val="left"/>
+      </w:pPr>
+      <w:r>
+        <w:rPr>
+          <w:b w:val="0"/>
+          <w:i w:val="0"/>
+          <w:color w:val="334155"/>
+          <w:sz w:val="21"/>
+        </w:rPr>
+        <w:t>This paper presents a novel quantum architecture for normalizing dynamic newsletter components.</w:t>
+      </w:r>
+    </w:p>
+    <w:p>
+      <w:pPr>
+        <w:spacing w:after="160"/>
+      </w:pPr>
+      <w:hyperlink r:id="rId9">
+        <w:r>
+          <w:rPr>
+            <w:b/>
+            <w:color w:val="FFFFFF"/>
+            <w:sz w:val="19"/>
+            <w:shd w:val="clear" w:color="auto" w:fill="1F4E78"/>
+          </w:rPr>
+          <w:t xml:space="preserve">   View details   </w:t>
+        </w:r>
+      </w:hyperlink>
+    </w:p>
+    <w:p>
+      <w:pPr>
+        <w:spacing w:before="200" w:after="200"/>
+        <w:pBdr>
+          <w:bottom w:val="single" w:sz="6" w:space="1" w:color="D9DEE4"/>
+        </w:pBdr>
       </w:pPr>
     </w:p>
     <w:p>
       <w:pPr>
-        <w:spacing w:before="240"/>
+        <w:spacing w:after="100" w:line="288" w:lineRule="auto"/>
+        <w:jc w:val="left"/>
       </w:pPr>
       <w:r>
         <w:rPr>
-          <w:rFonts w:ascii="Arial" w:hAnsi="Arial"/>
           <w:b/>
-          <w:color w:val="C65911"/>
-          <w:sz w:val="26"/>
+          <w:i w:val="0"/>
+          <w:color w:val="1F4E78"/>
+          <w:sz w:val="34"/>
         </w:rPr>
-        <w:t>★  SPOTLIGHT &amp; FEATURED HIGHLIGHTS</w:t>
+        <w:t>Test - 1</w:t>
       </w:r>
     </w:p>
-    <w:tbl>
-      <w:tblPr>
-        <w:tblW w:type="auto" w:w="0"/>
-        <w:jc w:val="center"/>
-        <w:tblLook w:firstColumn="1" w:firstRow="1" w:lastColumn="0" w:lastRow="0" w:noHBand="0" w:noVBand="1" w:val="04A0"/>
-      </w:tblPr>
-      <w:tblGrid>
-        <w:gridCol w:w="9936"/>
-      </w:tblGrid>
-      <w:tr>
-        <w:tc>
-          <w:tcPr>
-            <w:tcW w:type="dxa" w:w="9936"/>
-            <w:shd w:fill="FFF8F0"/>
-          </w:tcPr>
-          <w:p>
-            <w:r>
-              <w:rPr>
-                <w:rFonts w:ascii="Arial" w:hAnsi="Arial"/>
-                <w:b/>
-                <w:color w:val="C65911"/>
-                <w:sz w:val="24"/>
-              </w:rPr>
-              <w:t>Advanced Quantum AI for Document Automation</w:t>
-            </w:r>
-          </w:p>
-          <w:p>
-            <w:r>
-              <w:rPr>
-                <w:sz w:val="19"/>
-              </w:rPr>
-              <w:t>By: Dr. John Smith, Dr. Alice Johnson  |  Date: October 2026</w:t>
-            </w:r>
-            <w:r>
-              <w:rPr>
-                <w:sz w:val="19"/>
-              </w:rPr>
-              <w:t xml:space="preserve">  |  Venue: IEEE Transactions on Automation</w:t>
-            </w:r>
-          </w:p>
-          <w:p>
-            <w:r>
-              <w:rPr>
-                <w:sz w:val="20"/>
-              </w:rPr>
-              <w:t>This paper presents a novel quantum architecture for normalizing dynamic newsletter components.</w:t>
-            </w:r>
-          </w:p>
-          <w:p>
-            <w:r>
-              <w:rPr>
-                <w:i/>
-                <w:color w:val="1F4E78"/>
-                <w:sz w:val="18"/>
-              </w:rPr>
-              <w:t>Photo Attachment: https://drive.google.com/photo1.jpg</w:t>
-            </w:r>
-          </w:p>
-        </w:tc>
-      </w:tr>
-    </w:tbl>
+    <w:p>
+      <w:pPr>
+        <w:spacing w:after="100"/>
+      </w:pPr>
+      <w:r>
+        <w:rPr>
+          <w:b/>
+          <w:i w:val="0"/>
+          <w:color w:val="475569"/>
+          <w:sz w:val="21"/>
+        </w:rPr>
+        <w:t>By Mahadhevan, Mahadhevan</w:t>
+      </w:r>
+    </w:p>
+    <w:p>
+      <w:pPr>
+        <w:spacing w:after="160" w:line="384" w:lineRule="auto"/>
+        <w:jc w:val="left"/>
+      </w:pPr>
+      <w:r>
+        <w:rPr>
+          <w:b w:val="0"/>
+          <w:i w:val="0"/>
+          <w:color w:val="334155"/>
+          <w:sz w:val="21"/>
+        </w:rPr>
+        <w:t>Nothing</w:t>
+      </w:r>
+    </w:p>
+    <w:p>
+      <w:pPr>
+        <w:spacing w:before="200" w:after="200"/>
+        <w:pBdr>
+          <w:bottom w:val="single" w:sz="6" w:space="1" w:color="D9DEE4"/>
+        </w:pBdr>
+      </w:pPr>
+    </w:p>
+    <w:p>
+      <w:pPr>
+        <w:spacing w:after="100" w:line="288" w:lineRule="auto"/>
+        <w:jc w:val="left"/>
+      </w:pPr>
+      <w:r>
+        <w:rPr>
+          <w:b/>
+          <w:i w:val="0"/>
+          <w:color w:val="1F4E78"/>
+          <w:sz w:val="34"/>
+        </w:rPr>
+        <w:t>Distributed Deep Learning Models for Natural Language Generation</w:t>
+      </w:r>
+    </w:p>
+    <w:p>
+      <w:pPr>
+        <w:spacing w:after="100"/>
+      </w:pPr>
+      <w:r>
+        <w:rPr>
+          <w:b/>
+          <w:i w:val="0"/>
+          <w:color w:val="475569"/>
+          <w:sz w:val="21"/>
+        </w:rPr>
+        <w:t>By Dr. John Smith, Dr. Sarah Jenkins</w:t>
+      </w:r>
+    </w:p>
+    <w:p>
+      <w:pPr>
+        <w:spacing w:after="160" w:line="384" w:lineRule="auto"/>
+        <w:jc w:val="left"/>
+      </w:pPr>
+      <w:r>
+        <w:rPr>
+          <w:b w:val="0"/>
+          <w:i w:val="0"/>
+          <w:color w:val="334155"/>
+          <w:sz w:val="21"/>
+        </w:rPr>
+        <w:t>Presents a novel gradient compression algorithm for multi-node deep learning clusters reducing inter-node communication latency by 45%.</w:t>
+      </w:r>
+    </w:p>
     <w:p>
       <w:pPr>
         <w:spacing w:after="160"/>
       </w:pPr>
+      <w:hyperlink r:id="rId10">
+        <w:r>
+          <w:rPr>
+            <w:b/>
+            <w:color w:val="FFFFFF"/>
+            <w:sz w:val="19"/>
+            <w:shd w:val="clear" w:color="auto" w:fill="1F4E78"/>
+          </w:rPr>
+          <w:t xml:space="preserve">   View details   </w:t>
+        </w:r>
+      </w:hyperlink>
     </w:p>
     <w:p>
       <w:pPr>
-        <w:spacing w:before="280" w:after="120"/>
+        <w:spacing w:before="200" w:after="200"/>
+        <w:pBdr>
+          <w:bottom w:val="single" w:sz="6" w:space="1" w:color="D9DEE4"/>
+        </w:pBdr>
+      </w:pPr>
+    </w:p>
+    <w:p>
+      <w:pPr>
+        <w:spacing w:after="100" w:line="288" w:lineRule="auto"/>
+        <w:jc w:val="left"/>
       </w:pPr>
       <w:r>
         <w:rPr>
-          <w:rFonts w:ascii="Arial" w:hAnsi="Arial"/>
           <w:b/>
+          <w:i w:val="0"/>
           <w:color w:val="1F4E78"/>
-          <w:sz w:val="28"/>
+          <w:sz w:val="34"/>
         </w:rPr>
-        <w:t>■  Journal Publications</w:t>
+        <w:t>AI-Powered Smart Grid Monitoring &amp; Anomaly Detection System</w:t>
       </w:r>
     </w:p>
-    <w:tbl>
-      <w:tblPr>
-        <w:tblW w:type="auto" w:w="0"/>
-        <w:jc w:val="center"/>
-        <w:tblLook w:firstColumn="1" w:firstRow="1" w:lastColumn="0" w:lastRow="0" w:noHBand="0" w:noVBand="1" w:val="04A0"/>
-      </w:tblPr>
-      <w:tblGrid>
-        <w:gridCol w:w="2484"/>
-        <w:gridCol w:w="2484"/>
-        <w:gridCol w:w="2484"/>
-        <w:gridCol w:w="2484"/>
-      </w:tblGrid>
-      <w:tr>
-        <w:tc>
-          <w:tcPr>
-            <w:tcW w:type="dxa" w:w="1296"/>
-            <w:shd w:fill="1F4E78"/>
-          </w:tcPr>
-          <w:p>
-            <w:r>
-              <w:rPr>
-                <w:rFonts w:ascii="Arial" w:hAnsi="Arial"/>
-                <w:b/>
-                <w:color w:val="FFFFFF"/>
-                <w:sz w:val="19"/>
-              </w:rPr>
-              <w:t>Date</w:t>
-            </w:r>
-          </w:p>
-        </w:tc>
-        <w:tc>
-          <w:tcPr>
-            <w:tcW w:type="dxa" w:w="3168"/>
-            <w:shd w:fill="1F4E78"/>
-          </w:tcPr>
-          <w:p>
-            <w:r>
-              <w:rPr>
-                <w:rFonts w:ascii="Arial" w:hAnsi="Arial"/>
-                <w:b/>
-                <w:color w:val="FFFFFF"/>
-                <w:sz w:val="19"/>
-              </w:rPr>
-              <w:t>Title &amp; Contributor</w:t>
-            </w:r>
-          </w:p>
-        </w:tc>
-        <w:tc>
-          <w:tcPr>
-            <w:tcW w:type="dxa" w:w="2592"/>
-            <w:shd w:fill="1F4E78"/>
-          </w:tcPr>
-          <w:p>
-            <w:r>
-              <w:rPr>
-                <w:rFonts w:ascii="Arial" w:hAnsi="Arial"/>
-                <w:b/>
-                <w:color w:val="FFFFFF"/>
-                <w:sz w:val="19"/>
-              </w:rPr>
-              <w:t>Venue / Organization / Grant</w:t>
-            </w:r>
-          </w:p>
-        </w:tc>
-        <w:tc>
-          <w:tcPr>
-            <w:tcW w:type="dxa" w:w="3024"/>
-            <w:shd w:fill="1F4E78"/>
-          </w:tcPr>
-          <w:p>
-            <w:r>
-              <w:rPr>
-                <w:rFonts w:ascii="Arial" w:hAnsi="Arial"/>
-                <w:b/>
-                <w:color w:val="FFFFFF"/>
-                <w:sz w:val="19"/>
-              </w:rPr>
-              <w:t>Details &amp; Impact</w:t>
-            </w:r>
-          </w:p>
-        </w:tc>
-      </w:tr>
-      <w:tr>
-        <w:tc>
-          <w:tcPr>
-            <w:tcW w:type="dxa" w:w="2484"/>
-            <w:shd w:fill="FFFFFF"/>
-          </w:tcPr>
-          <w:p>
-            <w:r>
-              <w:rPr>
-                <w:sz w:val="18"/>
-              </w:rPr>
-              <w:t>October 2026</w:t>
-            </w:r>
-          </w:p>
-        </w:tc>
-        <w:tc>
-          <w:tcPr>
-            <w:tcW w:type="dxa" w:w="2484"/>
-            <w:shd w:fill="FFFFFF"/>
-          </w:tcPr>
-          <w:p>
-            <w:r>
-              <w:rPr>
-                <w:b/>
-                <w:sz w:val="19"/>
-              </w:rPr>
-              <w:t>Advanced Quantum AI for Document Automation</w:t>
-            </w:r>
-          </w:p>
-          <w:p>
-            <w:r>
-              <w:rPr>
-                <w:sz w:val="17"/>
-              </w:rPr>
-              <w:t>By: Dr. John Smith, Dr. Alice Johnson</w:t>
-            </w:r>
-          </w:p>
-        </w:tc>
-        <w:tc>
-          <w:tcPr>
-            <w:tcW w:type="dxa" w:w="2484"/>
-            <w:shd w:fill="FFFFFF"/>
-          </w:tcPr>
-          <w:p>
-            <w:r>
-              <w:rPr>
-                <w:sz w:val="18"/>
-              </w:rPr>
-              <w:t>IEEE Transactions on Automation</w:t>
-            </w:r>
-          </w:p>
-          <w:p>
-            <w:r>
-              <w:rPr>
-                <w:sz w:val="17"/>
-              </w:rPr>
-              <w:t>Value: https://doi.org/10.1109/TA.2026.001</w:t>
-            </w:r>
-          </w:p>
-          <w:p>
-            <w:r>
-              <w:rPr>
-                <w:sz w:val="17"/>
-              </w:rPr>
-              <w:t>Impact: Impact Factor 8.5 / Scopus Q1</w:t>
-            </w:r>
-          </w:p>
-        </w:tc>
-        <w:tc>
-          <w:tcPr>
-            <w:tcW w:type="dxa" w:w="2484"/>
-            <w:shd w:fill="FFFFFF"/>
-          </w:tcPr>
-          <w:p>
-            <w:r>
-              <w:rPr>
-                <w:sz w:val="18"/>
-              </w:rPr>
-              <w:t>This paper presents a novel quantum architecture for normalizing dynamic newsletter components.</w:t>
-            </w:r>
-          </w:p>
-          <w:p>
-            <w:r>
-              <w:rPr>
-                <w:sz w:val="17"/>
-              </w:rPr>
-              <w:t>Link: https://drive.google.com/cert1.pdf</w:t>
-            </w:r>
-          </w:p>
-        </w:tc>
-      </w:tr>
-    </w:tbl>
     <w:p>
       <w:pPr>
-        <w:spacing w:after="240"/>
+        <w:spacing w:after="100"/>
       </w:pPr>
+      <w:r>
+        <w:rPr>
+          <w:b/>
+          <w:i w:val="0"/>
+          <w:color w:val="475569"/>
+          <w:sz w:val="21"/>
+        </w:rPr>
+        <w:t>By Dr. S. Kulkarni (PI), Prof. R. Varma (Co-PI)</w:t>
+      </w:r>
+    </w:p>
+    <w:p>
+      <w:pPr>
+        <w:spacing w:after="160" w:line="384" w:lineRule="auto"/>
+        <w:jc w:val="left"/>
+      </w:pPr>
+      <w:r>
+        <w:rPr>
+          <w:b w:val="0"/>
+          <w:i w:val="0"/>
+          <w:color w:val="334155"/>
+          <w:sz w:val="21"/>
+        </w:rPr>
+        <w:t>Sanctioned 3-year research project focused on deploying IoT sensors and edge computing models to detect electrical network grid faults in real time.</w:t>
+      </w:r>
+    </w:p>
+    <w:p>
+      <w:pPr>
+        <w:spacing w:after="160"/>
+      </w:pPr>
+      <w:hyperlink r:id="rId11">
+        <w:r>
+          <w:rPr>
+            <w:b/>
+            <w:color w:val="FFFFFF"/>
+            <w:sz w:val="19"/>
+            <w:shd w:val="clear" w:color="auto" w:fill="1F4E78"/>
+          </w:rPr>
+          <w:t xml:space="preserve">   View details   </w:t>
+        </w:r>
+      </w:hyperlink>
     </w:p>
     <w:sectPr>
-      <w:pgSz w:w="12240" w:h="15840"/>
-      <w:pgMar w:top="1152" w:right="1152" w:bottom="1152" w:left="1152" w:header="720" w:footer="720" w:gutter="0"/>
+      <w:pgSz w:w="11909" w:h="16834"/>
+      <w:pgMar w:top="1152" w:right="1440" w:bottom="1152" w:left="1440" w:header="720" w:footer="720" w:gutter="0"/>
       <w:cols w:space="720"/>
       <w:docGrid w:linePitch="360"/>
     </w:sectPr>
@@ -779,6 +660,13 @@
     <w:name w:val="Normal"/>
     <w:qFormat/>
     <w:rsid w:val="00FC693F"/>
+    <w:pPr>
+      <w:spacing w:before="0" w:after="0"/>
+    </w:pPr>
+    <w:rPr>
+      <w:rFonts w:ascii="Calibri" w:hAnsi="Calibri" w:eastAsia="Calibri"/>
+      <w:sz w:val="21"/>
+    </w:rPr>
   </w:style>
   <w:style w:type="paragraph" w:styleId="Header">
     <w:name w:val="header"/>

--- a/output/Test_Section_Research.docx
+++ b/output/Test_Section_Research.docx
@@ -5,288 +5,1636 @@
     <w:p>
       <w:pPr>
         <w:pageBreakBefore w:val="0"/>
+        <w:pBdr>
+          <w:top w:val="single" w:sz="36" w:space="6" w:color="1F4E78"/>
+          <w:bottom w:val="single" w:sz="12" w:space="4" w:color="1F4E78"/>
+        </w:pBdr>
         <w:tabs>
           <w:tab w:pos="9029" w:val="right"/>
         </w:tabs>
         <w:spacing w:after="320"/>
-        <w:pBdr>
-          <w:top w:val="single" w:sz="36" w:space="6" w:color="1F4E78"/>
-          <w:bottom w:val="single" w:sz="12" w:space="4" w:color="1F4E78"/>
-        </w:pBdr>
       </w:pPr>
       <w:r>
         <w:rPr>
           <w:b/>
           <w:color w:val="1F4E78"/>
+          <w:spacing w:val="30"/>
           <w:sz w:val="17"/>
-          <w:spacing w:val="30"/>
         </w:rPr>
         <w:t>IT CHRONICLES · RESEARCH &amp; INNOVATION</w:t>
       </w:r>
     </w:p>
+    <w:tbl>
+      <w:tblPr>
+        <w:tblW w:type="auto" w:w="0"/>
+        <w:jc w:val="left"/>
+        <w:tblLayout w:type="fixed"/>
+        <w:tblLook w:firstColumn="1" w:firstRow="1" w:lastColumn="0" w:lastRow="0" w:noHBand="0" w:noVBand="1" w:val="04A0"/>
+      </w:tblPr>
+      <w:tblGrid>
+        <w:gridCol w:w="752"/>
+        <w:gridCol w:w="752"/>
+        <w:gridCol w:w="752"/>
+        <w:gridCol w:w="752"/>
+        <w:gridCol w:w="752"/>
+        <w:gridCol w:w="752"/>
+        <w:gridCol w:w="752"/>
+        <w:gridCol w:w="752"/>
+        <w:gridCol w:w="752"/>
+        <w:gridCol w:w="752"/>
+        <w:gridCol w:w="752"/>
+        <w:gridCol w:w="752"/>
+      </w:tblGrid>
+      <w:tr>
+        <w:trPr>
+          <w:trHeight w:val="420" w:hRule="atLeast"/>
+        </w:trPr>
+        <w:tc>
+          <w:tcPr>
+            <w:tcW w:type="dxa" w:w="9024"/>
+            <w:gridSpan w:val="12"/>
+            <w:tcMar>
+              <w:top w:w="20" w:type="dxa"/>
+              <w:left w:w="60" w:type="dxa"/>
+              <w:bottom w:w="20" w:type="dxa"/>
+              <w:right w:w="60" w:type="dxa"/>
+            </w:tcMar>
+            <w:vAlign w:val="top"/>
+          </w:tcPr>
+          <w:p>
+            <w:pPr>
+              <w:spacing w:after="0"/>
+              <w:jc w:val="left"/>
+            </w:pPr>
+            <w:r>
+              <w:rPr>
+                <w:b/>
+                <w:i w:val="0"/>
+                <w:color w:val="FFFFFF"/>
+                <w:sz w:val="16"/>
+                <w:shd w:val="clear" w:color="auto" w:fill="1F4E78"/>
+              </w:rPr>
+              <w:t xml:space="preserve">  IMPACT FACTOR 8.5 / SCOPUS Q1  </w:t>
+            </w:r>
+          </w:p>
+        </w:tc>
+      </w:tr>
+      <w:tr>
+        <w:trPr>
+          <w:trHeight w:val="420" w:hRule="atLeast"/>
+        </w:trPr>
+        <w:tc>
+          <w:tcPr>
+            <w:tcW w:type="dxa" w:w="9024"/>
+            <w:gridSpan w:val="12"/>
+            <w:vMerge w:val="restart"/>
+            <w:tcMar>
+              <w:top w:w="20" w:type="dxa"/>
+              <w:left w:w="60" w:type="dxa"/>
+              <w:bottom w:w="20" w:type="dxa"/>
+              <w:right w:w="60" w:type="dxa"/>
+            </w:tcMar>
+            <w:vAlign w:val="top"/>
+          </w:tcPr>
+          <w:p>
+            <w:pPr>
+              <w:spacing w:line="288" w:lineRule="auto" w:after="0"/>
+              <w:jc w:val="left"/>
+            </w:pPr>
+            <w:r>
+              <w:rPr>
+                <w:b/>
+                <w:i w:val="0"/>
+                <w:color w:val="1F4E78"/>
+                <w:sz w:val="34"/>
+              </w:rPr>
+              <w:t>Advanced Quantum AI for Document Automation</w:t>
+            </w:r>
+          </w:p>
+        </w:tc>
+      </w:tr>
+      <w:tr>
+        <w:trPr>
+          <w:trHeight w:val="420" w:hRule="atLeast"/>
+        </w:trPr>
+        <w:tc>
+          <w:tcPr>
+            <w:tcW w:type="dxa" w:w="9024"/>
+            <w:gridSpan w:val="12"/>
+            <w:vMerge/>
+          </w:tcPr>
+          <w:p/>
+        </w:tc>
+      </w:tr>
+      <w:tr>
+        <w:trPr>
+          <w:trHeight w:val="420" w:hRule="atLeast"/>
+        </w:trPr>
+        <w:tc>
+          <w:tcPr>
+            <w:tcW w:type="dxa" w:w="9024"/>
+            <w:gridSpan w:val="12"/>
+            <w:vMerge/>
+          </w:tcPr>
+          <w:p/>
+        </w:tc>
+      </w:tr>
+      <w:tr>
+        <w:trPr>
+          <w:trHeight w:val="420" w:hRule="atLeast"/>
+        </w:trPr>
+        <w:tc>
+          <w:tcPr>
+            <w:tcW w:type="dxa" w:w="9024"/>
+            <w:gridSpan w:val="12"/>
+            <w:tcMar>
+              <w:top w:w="20" w:type="dxa"/>
+              <w:left w:w="60" w:type="dxa"/>
+              <w:bottom w:w="20" w:type="dxa"/>
+              <w:right w:w="60" w:type="dxa"/>
+            </w:tcMar>
+            <w:vAlign w:val="top"/>
+          </w:tcPr>
+          <w:p>
+            <w:pPr>
+              <w:spacing w:after="0"/>
+              <w:jc w:val="left"/>
+            </w:pPr>
+            <w:r>
+              <w:rPr>
+                <w:b/>
+                <w:i w:val="0"/>
+                <w:color w:val="475569"/>
+                <w:sz w:val="21"/>
+              </w:rPr>
+              <w:t>By Dr. John Smith, Dr. Alice Johnson</w:t>
+            </w:r>
+          </w:p>
+        </w:tc>
+      </w:tr>
+      <w:tr>
+        <w:trPr>
+          <w:trHeight w:val="420" w:hRule="atLeast"/>
+        </w:trPr>
+        <w:tc>
+          <w:tcPr>
+            <w:tcW w:type="dxa" w:w="9024"/>
+            <w:gridSpan w:val="12"/>
+            <w:vMerge w:val="restart"/>
+            <w:tcMar>
+              <w:top w:w="20" w:type="dxa"/>
+              <w:left w:w="60" w:type="dxa"/>
+              <w:bottom w:w="20" w:type="dxa"/>
+              <w:right w:w="60" w:type="dxa"/>
+            </w:tcMar>
+            <w:vAlign w:val="top"/>
+          </w:tcPr>
+          <w:p>
+            <w:pPr>
+              <w:spacing w:after="0"/>
+            </w:pPr>
+          </w:p>
+        </w:tc>
+      </w:tr>
+      <w:tr>
+        <w:trPr>
+          <w:trHeight w:val="420" w:hRule="atLeast"/>
+        </w:trPr>
+        <w:tc>
+          <w:tcPr>
+            <w:tcW w:type="dxa" w:w="9024"/>
+            <w:gridSpan w:val="12"/>
+            <w:vMerge/>
+          </w:tcPr>
+          <w:p/>
+        </w:tc>
+      </w:tr>
+      <w:tr>
+        <w:trPr>
+          <w:trHeight w:val="420" w:hRule="atLeast"/>
+        </w:trPr>
+        <w:tc>
+          <w:tcPr>
+            <w:tcW w:type="dxa" w:w="9024"/>
+            <w:gridSpan w:val="12"/>
+            <w:vMerge/>
+          </w:tcPr>
+          <w:p/>
+        </w:tc>
+      </w:tr>
+      <w:tr>
+        <w:trPr>
+          <w:trHeight w:val="420" w:hRule="atLeast"/>
+        </w:trPr>
+        <w:tc>
+          <w:tcPr>
+            <w:tcW w:type="dxa" w:w="9024"/>
+            <w:gridSpan w:val="12"/>
+            <w:vMerge/>
+          </w:tcPr>
+          <w:p/>
+        </w:tc>
+      </w:tr>
+      <w:tr>
+        <w:trPr>
+          <w:trHeight w:val="420" w:hRule="atLeast"/>
+        </w:trPr>
+        <w:tc>
+          <w:tcPr>
+            <w:tcW w:type="dxa" w:w="9024"/>
+            <w:gridSpan w:val="12"/>
+            <w:vMerge/>
+          </w:tcPr>
+          <w:p/>
+        </w:tc>
+      </w:tr>
+      <w:tr>
+        <w:trPr>
+          <w:trHeight w:val="420" w:hRule="atLeast"/>
+        </w:trPr>
+        <w:tc>
+          <w:tcPr>
+            <w:tcW w:type="dxa" w:w="9024"/>
+            <w:gridSpan w:val="12"/>
+            <w:vMerge/>
+          </w:tcPr>
+          <w:p/>
+        </w:tc>
+      </w:tr>
+      <w:tr>
+        <w:trPr>
+          <w:trHeight w:val="420" w:hRule="atLeast"/>
+        </w:trPr>
+        <w:tc>
+          <w:tcPr>
+            <w:tcW w:type="dxa" w:w="9024"/>
+            <w:gridSpan w:val="12"/>
+            <w:vMerge/>
+          </w:tcPr>
+          <w:p/>
+        </w:tc>
+      </w:tr>
+      <w:tr>
+        <w:trPr>
+          <w:trHeight w:val="420" w:hRule="atLeast"/>
+        </w:trPr>
+        <w:tc>
+          <w:tcPr>
+            <w:tcW w:type="dxa" w:w="9024"/>
+            <w:gridSpan w:val="12"/>
+            <w:vMerge/>
+          </w:tcPr>
+          <w:p/>
+        </w:tc>
+      </w:tr>
+      <w:tr>
+        <w:trPr>
+          <w:trHeight w:val="420" w:hRule="atLeast"/>
+        </w:trPr>
+        <w:tc>
+          <w:tcPr>
+            <w:tcW w:type="dxa" w:w="9024"/>
+            <w:gridSpan w:val="12"/>
+            <w:vMerge/>
+          </w:tcPr>
+          <w:p/>
+        </w:tc>
+      </w:tr>
+      <w:tr>
+        <w:trPr>
+          <w:trHeight w:val="420" w:hRule="atLeast"/>
+        </w:trPr>
+        <w:tc>
+          <w:tcPr>
+            <w:tcW w:type="dxa" w:w="9024"/>
+            <w:gridSpan w:val="12"/>
+            <w:vMerge/>
+          </w:tcPr>
+          <w:p/>
+        </w:tc>
+      </w:tr>
+      <w:tr>
+        <w:trPr>
+          <w:trHeight w:val="420" w:hRule="atLeast"/>
+        </w:trPr>
+        <w:tc>
+          <w:tcPr>
+            <w:tcW w:type="dxa" w:w="9024"/>
+            <w:gridSpan w:val="12"/>
+            <w:vMerge/>
+          </w:tcPr>
+          <w:p/>
+        </w:tc>
+      </w:tr>
+      <w:tr>
+        <w:trPr>
+          <w:trHeight w:val="420" w:hRule="atLeast"/>
+        </w:trPr>
+        <w:tc>
+          <w:tcPr>
+            <w:tcW w:type="dxa" w:w="9024"/>
+            <w:gridSpan w:val="12"/>
+            <w:vMerge/>
+          </w:tcPr>
+          <w:p/>
+        </w:tc>
+      </w:tr>
+      <w:tr>
+        <w:trPr>
+          <w:trHeight w:val="420" w:hRule="atLeast"/>
+        </w:trPr>
+        <w:tc>
+          <w:tcPr>
+            <w:tcW w:type="dxa" w:w="9024"/>
+            <w:gridSpan w:val="12"/>
+            <w:vMerge w:val="restart"/>
+            <w:tcMar>
+              <w:top w:w="20" w:type="dxa"/>
+              <w:left w:w="60" w:type="dxa"/>
+              <w:bottom w:w="20" w:type="dxa"/>
+              <w:right w:w="60" w:type="dxa"/>
+            </w:tcMar>
+            <w:vAlign w:val="top"/>
+          </w:tcPr>
+          <w:p>
+            <w:pPr>
+              <w:spacing w:line="360" w:lineRule="auto" w:after="0"/>
+              <w:jc w:val="left"/>
+            </w:pPr>
+            <w:r>
+              <w:rPr>
+                <w:b w:val="0"/>
+                <w:i w:val="0"/>
+                <w:color w:val="334155"/>
+                <w:sz w:val="21"/>
+              </w:rPr>
+              <w:t>This paper presents a novel quantum architecture for normalizing dynamic newsletter components.</w:t>
+            </w:r>
+          </w:p>
+        </w:tc>
+      </w:tr>
+      <w:tr>
+        <w:trPr>
+          <w:trHeight w:val="420" w:hRule="atLeast"/>
+        </w:trPr>
+        <w:tc>
+          <w:tcPr>
+            <w:tcW w:type="dxa" w:w="9024"/>
+            <w:gridSpan w:val="12"/>
+            <w:vMerge/>
+          </w:tcPr>
+          <w:p/>
+        </w:tc>
+      </w:tr>
+      <w:tr>
+        <w:trPr>
+          <w:trHeight w:val="420" w:hRule="atLeast"/>
+        </w:trPr>
+        <w:tc>
+          <w:tcPr>
+            <w:tcW w:type="dxa" w:w="9024"/>
+            <w:gridSpan w:val="12"/>
+            <w:vMerge/>
+          </w:tcPr>
+          <w:p/>
+        </w:tc>
+      </w:tr>
+      <w:tr>
+        <w:trPr>
+          <w:trHeight w:val="420" w:hRule="atLeast"/>
+        </w:trPr>
+        <w:tc>
+          <w:tcPr>
+            <w:tcW w:type="dxa" w:w="9024"/>
+            <w:gridSpan w:val="12"/>
+            <w:vMerge/>
+          </w:tcPr>
+          <w:p/>
+        </w:tc>
+      </w:tr>
+      <w:tr>
+        <w:trPr>
+          <w:trHeight w:val="420" w:hRule="atLeast"/>
+        </w:trPr>
+        <w:tc>
+          <w:tcPr>
+            <w:tcW w:type="dxa" w:w="9024"/>
+            <w:gridSpan w:val="12"/>
+            <w:vMerge/>
+          </w:tcPr>
+          <w:p/>
+        </w:tc>
+      </w:tr>
+      <w:tr>
+        <w:trPr>
+          <w:trHeight w:val="420" w:hRule="atLeast"/>
+        </w:trPr>
+        <w:tc>
+          <w:tcPr>
+            <w:tcW w:type="dxa" w:w="9024"/>
+            <w:gridSpan w:val="12"/>
+            <w:vMerge/>
+          </w:tcPr>
+          <w:p/>
+        </w:tc>
+      </w:tr>
+      <w:tr>
+        <w:trPr>
+          <w:trHeight w:val="420" w:hRule="atLeast"/>
+        </w:trPr>
+        <w:tc>
+          <w:tcPr>
+            <w:tcW w:type="dxa" w:w="4512"/>
+            <w:gridSpan w:val="6"/>
+            <w:vMerge w:val="restart"/>
+            <w:tcMar>
+              <w:top w:w="20" w:type="dxa"/>
+              <w:left w:w="60" w:type="dxa"/>
+              <w:bottom w:w="20" w:type="dxa"/>
+              <w:right w:w="60" w:type="dxa"/>
+            </w:tcMar>
+            <w:vAlign w:val="top"/>
+          </w:tcPr>
+          <w:p>
+            <w:pPr>
+              <w:spacing w:after="0"/>
+              <w:jc w:val="left"/>
+            </w:pPr>
+            <w:hyperlink r:id="rId9">
+              <w:r>
+                <w:rPr>
+                  <w:b/>
+                  <w:color w:val="FFFFFF"/>
+                  <w:sz w:val="19"/>
+                  <w:shd w:val="clear" w:color="auto" w:fill="1F4E78"/>
+                </w:rPr>
+                <w:t xml:space="preserve">   View details   </w:t>
+              </w:r>
+            </w:hyperlink>
+          </w:p>
+        </w:tc>
+        <w:tc>
+          <w:tcPr>
+            <w:tcW w:type="dxa" w:w="752"/>
+          </w:tcPr>
+          <w:p/>
+        </w:tc>
+        <w:tc>
+          <w:tcPr>
+            <w:tcW w:type="dxa" w:w="752"/>
+          </w:tcPr>
+          <w:p/>
+        </w:tc>
+        <w:tc>
+          <w:tcPr>
+            <w:tcW w:type="dxa" w:w="752"/>
+          </w:tcPr>
+          <w:p/>
+        </w:tc>
+        <w:tc>
+          <w:tcPr>
+            <w:tcW w:type="dxa" w:w="752"/>
+          </w:tcPr>
+          <w:p/>
+        </w:tc>
+        <w:tc>
+          <w:tcPr>
+            <w:tcW w:type="dxa" w:w="752"/>
+          </w:tcPr>
+          <w:p/>
+        </w:tc>
+        <w:tc>
+          <w:tcPr>
+            <w:tcW w:type="dxa" w:w="752"/>
+          </w:tcPr>
+          <w:p/>
+        </w:tc>
+      </w:tr>
+      <w:tr>
+        <w:trPr>
+          <w:trHeight w:val="420" w:hRule="atLeast"/>
+        </w:trPr>
+        <w:tc>
+          <w:tcPr>
+            <w:tcW w:type="dxa" w:w="4512"/>
+            <w:gridSpan w:val="6"/>
+            <w:vMerge/>
+          </w:tcPr>
+          <w:p/>
+        </w:tc>
+        <w:tc>
+          <w:tcPr>
+            <w:tcW w:type="dxa" w:w="752"/>
+          </w:tcPr>
+          <w:p/>
+        </w:tc>
+        <w:tc>
+          <w:tcPr>
+            <w:tcW w:type="dxa" w:w="752"/>
+          </w:tcPr>
+          <w:p/>
+        </w:tc>
+        <w:tc>
+          <w:tcPr>
+            <w:tcW w:type="dxa" w:w="752"/>
+          </w:tcPr>
+          <w:p/>
+        </w:tc>
+        <w:tc>
+          <w:tcPr>
+            <w:tcW w:type="dxa" w:w="752"/>
+          </w:tcPr>
+          <w:p/>
+        </w:tc>
+        <w:tc>
+          <w:tcPr>
+            <w:tcW w:type="dxa" w:w="752"/>
+          </w:tcPr>
+          <w:p/>
+        </w:tc>
+        <w:tc>
+          <w:tcPr>
+            <w:tcW w:type="dxa" w:w="752"/>
+          </w:tcPr>
+          <w:p/>
+        </w:tc>
+      </w:tr>
+    </w:tbl>
     <w:p>
       <w:pPr>
-        <w:spacing w:after="120"/>
-      </w:pPr>
-      <w:r>
-        <w:rPr>
-          <w:b/>
-          <w:i w:val="0"/>
-          <w:color w:val="FFFFFF"/>
-          <w:sz w:val="16"/>
-          <w:shd w:val="clear" w:color="auto" w:fill="1F4E78"/>
-        </w:rPr>
-        <w:t xml:space="preserve">  IMPACT FACTOR 8.5 / SCOPUS Q1  </w:t>
-      </w:r>
-    </w:p>
-    <w:p>
-      <w:pPr>
-        <w:spacing w:after="100" w:line="288" w:lineRule="auto"/>
-        <w:jc w:val="left"/>
-      </w:pPr>
-      <w:r>
-        <w:rPr>
-          <w:b/>
-          <w:i w:val="0"/>
-          <w:color w:val="1F4E78"/>
-          <w:sz w:val="34"/>
-        </w:rPr>
-        <w:t>Advanced Quantum AI for Document Automation</w:t>
-      </w:r>
-    </w:p>
-    <w:p>
-      <w:pPr>
-        <w:spacing w:after="100"/>
-      </w:pPr>
-      <w:r>
-        <w:rPr>
-          <w:b/>
-          <w:i w:val="0"/>
-          <w:color w:val="475569"/>
-          <w:sz w:val="21"/>
-        </w:rPr>
-        <w:t>By Dr. John Smith, Dr. Alice Johnson</w:t>
-      </w:r>
-    </w:p>
-    <w:p>
-      <w:pPr>
-        <w:spacing w:after="160" w:line="384" w:lineRule="auto"/>
-        <w:jc w:val="left"/>
-      </w:pPr>
-      <w:r>
-        <w:rPr>
-          <w:b w:val="0"/>
-          <w:i w:val="0"/>
-          <w:color w:val="334155"/>
-          <w:sz w:val="21"/>
-        </w:rPr>
-        <w:t>This paper presents a novel quantum architecture for normalizing dynamic newsletter components.</w:t>
-      </w:r>
-    </w:p>
-    <w:p>
-      <w:pPr>
-        <w:spacing w:after="160"/>
-      </w:pPr>
-      <w:hyperlink r:id="rId9">
-        <w:r>
-          <w:rPr>
-            <w:b/>
-            <w:color w:val="FFFFFF"/>
-            <w:sz w:val="19"/>
-            <w:shd w:val="clear" w:color="auto" w:fill="1F4E78"/>
-          </w:rPr>
-          <w:t xml:space="preserve">   View details   </w:t>
-        </w:r>
-      </w:hyperlink>
-    </w:p>
-    <w:p>
-      <w:pPr>
-        <w:spacing w:before="200" w:after="200"/>
         <w:pBdr>
           <w:bottom w:val="single" w:sz="6" w:space="1" w:color="D9DEE4"/>
         </w:pBdr>
+        <w:spacing w:before="200" w:after="200"/>
       </w:pPr>
     </w:p>
+    <w:tbl>
+      <w:tblPr>
+        <w:tblW w:type="auto" w:w="0"/>
+        <w:jc w:val="left"/>
+        <w:tblLayout w:type="fixed"/>
+        <w:tblLook w:firstColumn="1" w:firstRow="1" w:lastColumn="0" w:lastRow="0" w:noHBand="0" w:noVBand="1" w:val="04A0"/>
+      </w:tblPr>
+      <w:tblGrid>
+        <w:gridCol w:w="752"/>
+        <w:gridCol w:w="752"/>
+        <w:gridCol w:w="752"/>
+        <w:gridCol w:w="752"/>
+        <w:gridCol w:w="752"/>
+        <w:gridCol w:w="752"/>
+        <w:gridCol w:w="752"/>
+        <w:gridCol w:w="752"/>
+        <w:gridCol w:w="752"/>
+        <w:gridCol w:w="752"/>
+        <w:gridCol w:w="752"/>
+        <w:gridCol w:w="752"/>
+      </w:tblGrid>
+      <w:tr>
+        <w:trPr>
+          <w:trHeight w:val="420" w:hRule="atLeast"/>
+        </w:trPr>
+        <w:tc>
+          <w:tcPr>
+            <w:tcW w:type="dxa" w:w="9024"/>
+            <w:gridSpan w:val="12"/>
+            <w:vMerge w:val="restart"/>
+            <w:tcMar>
+              <w:top w:w="20" w:type="dxa"/>
+              <w:left w:w="60" w:type="dxa"/>
+              <w:bottom w:w="20" w:type="dxa"/>
+              <w:right w:w="60" w:type="dxa"/>
+            </w:tcMar>
+            <w:vAlign w:val="top"/>
+          </w:tcPr>
+          <w:p>
+            <w:pPr>
+              <w:spacing w:line="288" w:lineRule="auto" w:after="0"/>
+              <w:jc w:val="left"/>
+            </w:pPr>
+            <w:r>
+              <w:rPr>
+                <w:b/>
+                <w:i w:val="0"/>
+                <w:color w:val="1F4E78"/>
+                <w:sz w:val="34"/>
+              </w:rPr>
+              <w:t>Test - 1</w:t>
+            </w:r>
+          </w:p>
+        </w:tc>
+      </w:tr>
+      <w:tr>
+        <w:trPr>
+          <w:trHeight w:val="420" w:hRule="atLeast"/>
+        </w:trPr>
+        <w:tc>
+          <w:tcPr>
+            <w:tcW w:type="dxa" w:w="9024"/>
+            <w:gridSpan w:val="12"/>
+            <w:vMerge/>
+          </w:tcPr>
+          <w:p/>
+        </w:tc>
+      </w:tr>
+      <w:tr>
+        <w:trPr>
+          <w:trHeight w:val="420" w:hRule="atLeast"/>
+        </w:trPr>
+        <w:tc>
+          <w:tcPr>
+            <w:tcW w:type="dxa" w:w="9024"/>
+            <w:gridSpan w:val="12"/>
+            <w:vMerge/>
+          </w:tcPr>
+          <w:p/>
+        </w:tc>
+      </w:tr>
+      <w:tr>
+        <w:trPr>
+          <w:trHeight w:val="420" w:hRule="atLeast"/>
+        </w:trPr>
+        <w:tc>
+          <w:tcPr>
+            <w:tcW w:type="dxa" w:w="9024"/>
+            <w:gridSpan w:val="12"/>
+            <w:tcMar>
+              <w:top w:w="20" w:type="dxa"/>
+              <w:left w:w="60" w:type="dxa"/>
+              <w:bottom w:w="20" w:type="dxa"/>
+              <w:right w:w="60" w:type="dxa"/>
+            </w:tcMar>
+            <w:vAlign w:val="top"/>
+          </w:tcPr>
+          <w:p>
+            <w:pPr>
+              <w:spacing w:after="0"/>
+              <w:jc w:val="left"/>
+            </w:pPr>
+            <w:r>
+              <w:rPr>
+                <w:b/>
+                <w:i w:val="0"/>
+                <w:color w:val="475569"/>
+                <w:sz w:val="21"/>
+              </w:rPr>
+              <w:t>By Mahadhevan, Mahadhevan</w:t>
+            </w:r>
+          </w:p>
+        </w:tc>
+      </w:tr>
+      <w:tr>
+        <w:trPr>
+          <w:trHeight w:val="420" w:hRule="atLeast"/>
+        </w:trPr>
+        <w:tc>
+          <w:tcPr>
+            <w:tcW w:type="dxa" w:w="9024"/>
+            <w:gridSpan w:val="12"/>
+            <w:vMerge w:val="restart"/>
+            <w:tcMar>
+              <w:top w:w="20" w:type="dxa"/>
+              <w:left w:w="60" w:type="dxa"/>
+              <w:bottom w:w="20" w:type="dxa"/>
+              <w:right w:w="60" w:type="dxa"/>
+            </w:tcMar>
+            <w:vAlign w:val="top"/>
+          </w:tcPr>
+          <w:p>
+            <w:pPr>
+              <w:spacing w:line="360" w:lineRule="auto" w:after="0"/>
+              <w:jc w:val="left"/>
+            </w:pPr>
+            <w:r>
+              <w:rPr>
+                <w:b w:val="0"/>
+                <w:i w:val="0"/>
+                <w:color w:val="334155"/>
+                <w:sz w:val="21"/>
+              </w:rPr>
+              <w:t>Nothing</w:t>
+            </w:r>
+          </w:p>
+        </w:tc>
+      </w:tr>
+      <w:tr>
+        <w:trPr>
+          <w:trHeight w:val="420" w:hRule="atLeast"/>
+        </w:trPr>
+        <w:tc>
+          <w:tcPr>
+            <w:tcW w:type="dxa" w:w="9024"/>
+            <w:gridSpan w:val="12"/>
+            <w:vMerge/>
+          </w:tcPr>
+          <w:p/>
+        </w:tc>
+      </w:tr>
+      <w:tr>
+        <w:trPr>
+          <w:trHeight w:val="420" w:hRule="atLeast"/>
+        </w:trPr>
+        <w:tc>
+          <w:tcPr>
+            <w:tcW w:type="dxa" w:w="9024"/>
+            <w:gridSpan w:val="12"/>
+            <w:vMerge/>
+          </w:tcPr>
+          <w:p/>
+        </w:tc>
+      </w:tr>
+      <w:tr>
+        <w:trPr>
+          <w:trHeight w:val="420" w:hRule="atLeast"/>
+        </w:trPr>
+        <w:tc>
+          <w:tcPr>
+            <w:tcW w:type="dxa" w:w="9024"/>
+            <w:gridSpan w:val="12"/>
+            <w:vMerge/>
+          </w:tcPr>
+          <w:p/>
+        </w:tc>
+      </w:tr>
+      <w:tr>
+        <w:trPr>
+          <w:trHeight w:val="420" w:hRule="atLeast"/>
+        </w:trPr>
+        <w:tc>
+          <w:tcPr>
+            <w:tcW w:type="dxa" w:w="9024"/>
+            <w:gridSpan w:val="12"/>
+            <w:vMerge/>
+          </w:tcPr>
+          <w:p/>
+        </w:tc>
+      </w:tr>
+      <w:tr>
+        <w:trPr>
+          <w:trHeight w:val="420" w:hRule="atLeast"/>
+        </w:trPr>
+        <w:tc>
+          <w:tcPr>
+            <w:tcW w:type="dxa" w:w="9024"/>
+            <w:gridSpan w:val="12"/>
+            <w:vMerge/>
+          </w:tcPr>
+          <w:p/>
+        </w:tc>
+      </w:tr>
+    </w:tbl>
     <w:p>
       <w:pPr>
-        <w:spacing w:after="100" w:line="288" w:lineRule="auto"/>
-        <w:jc w:val="left"/>
-      </w:pPr>
-      <w:r>
-        <w:rPr>
-          <w:b/>
-          <w:i w:val="0"/>
-          <w:color w:val="1F4E78"/>
-          <w:sz w:val="34"/>
-        </w:rPr>
-        <w:t>Test - 1</w:t>
-      </w:r>
-    </w:p>
-    <w:p>
-      <w:pPr>
-        <w:spacing w:after="100"/>
-      </w:pPr>
-      <w:r>
-        <w:rPr>
-          <w:b/>
-          <w:i w:val="0"/>
-          <w:color w:val="475569"/>
-          <w:sz w:val="21"/>
-        </w:rPr>
-        <w:t>By Mahadhevan, Mahadhevan</w:t>
-      </w:r>
-    </w:p>
-    <w:p>
-      <w:pPr>
-        <w:spacing w:after="160" w:line="384" w:lineRule="auto"/>
-        <w:jc w:val="left"/>
-      </w:pPr>
-      <w:r>
-        <w:rPr>
-          <w:b w:val="0"/>
-          <w:i w:val="0"/>
-          <w:color w:val="334155"/>
-          <w:sz w:val="21"/>
-        </w:rPr>
-        <w:t>Nothing</w:t>
-      </w:r>
-    </w:p>
-    <w:p>
-      <w:pPr>
-        <w:spacing w:before="200" w:after="200"/>
         <w:pBdr>
           <w:bottom w:val="single" w:sz="6" w:space="1" w:color="D9DEE4"/>
         </w:pBdr>
+        <w:spacing w:before="200" w:after="200"/>
       </w:pPr>
     </w:p>
+    <w:tbl>
+      <w:tblPr>
+        <w:tblW w:type="auto" w:w="0"/>
+        <w:jc w:val="left"/>
+        <w:tblLayout w:type="fixed"/>
+        <w:tblLook w:firstColumn="1" w:firstRow="1" w:lastColumn="0" w:lastRow="0" w:noHBand="0" w:noVBand="1" w:val="04A0"/>
+      </w:tblPr>
+      <w:tblGrid>
+        <w:gridCol w:w="752"/>
+        <w:gridCol w:w="752"/>
+        <w:gridCol w:w="752"/>
+        <w:gridCol w:w="752"/>
+        <w:gridCol w:w="752"/>
+        <w:gridCol w:w="752"/>
+        <w:gridCol w:w="752"/>
+        <w:gridCol w:w="752"/>
+        <w:gridCol w:w="752"/>
+        <w:gridCol w:w="752"/>
+        <w:gridCol w:w="752"/>
+        <w:gridCol w:w="752"/>
+      </w:tblGrid>
+      <w:tr>
+        <w:trPr>
+          <w:trHeight w:val="420" w:hRule="atLeast"/>
+        </w:trPr>
+        <w:tc>
+          <w:tcPr>
+            <w:tcW w:type="dxa" w:w="9024"/>
+            <w:gridSpan w:val="12"/>
+            <w:vMerge w:val="restart"/>
+            <w:tcMar>
+              <w:top w:w="20" w:type="dxa"/>
+              <w:left w:w="60" w:type="dxa"/>
+              <w:bottom w:w="20" w:type="dxa"/>
+              <w:right w:w="60" w:type="dxa"/>
+            </w:tcMar>
+            <w:vAlign w:val="top"/>
+          </w:tcPr>
+          <w:p>
+            <w:pPr>
+              <w:spacing w:line="288" w:lineRule="auto" w:after="0"/>
+              <w:jc w:val="left"/>
+            </w:pPr>
+            <w:r>
+              <w:rPr>
+                <w:b/>
+                <w:i w:val="0"/>
+                <w:color w:val="1F4E78"/>
+                <w:sz w:val="34"/>
+              </w:rPr>
+              <w:t>Distributed Deep Learning Models for Natural Language Generation</w:t>
+            </w:r>
+          </w:p>
+        </w:tc>
+      </w:tr>
+      <w:tr>
+        <w:trPr>
+          <w:trHeight w:val="420" w:hRule="atLeast"/>
+        </w:trPr>
+        <w:tc>
+          <w:tcPr>
+            <w:tcW w:type="dxa" w:w="9024"/>
+            <w:gridSpan w:val="12"/>
+            <w:vMerge/>
+          </w:tcPr>
+          <w:p/>
+        </w:tc>
+      </w:tr>
+      <w:tr>
+        <w:trPr>
+          <w:trHeight w:val="420" w:hRule="atLeast"/>
+        </w:trPr>
+        <w:tc>
+          <w:tcPr>
+            <w:tcW w:type="dxa" w:w="9024"/>
+            <w:gridSpan w:val="12"/>
+            <w:vMerge/>
+          </w:tcPr>
+          <w:p/>
+        </w:tc>
+      </w:tr>
+      <w:tr>
+        <w:trPr>
+          <w:trHeight w:val="420" w:hRule="atLeast"/>
+        </w:trPr>
+        <w:tc>
+          <w:tcPr>
+            <w:tcW w:type="dxa" w:w="9024"/>
+            <w:gridSpan w:val="12"/>
+            <w:tcMar>
+              <w:top w:w="20" w:type="dxa"/>
+              <w:left w:w="60" w:type="dxa"/>
+              <w:bottom w:w="20" w:type="dxa"/>
+              <w:right w:w="60" w:type="dxa"/>
+            </w:tcMar>
+            <w:vAlign w:val="top"/>
+          </w:tcPr>
+          <w:p>
+            <w:pPr>
+              <w:spacing w:after="0"/>
+              <w:jc w:val="left"/>
+            </w:pPr>
+            <w:r>
+              <w:rPr>
+                <w:b/>
+                <w:i w:val="0"/>
+                <w:color w:val="475569"/>
+                <w:sz w:val="21"/>
+              </w:rPr>
+              <w:t>By Dr. John Smith, Dr. Sarah Jenkins</w:t>
+            </w:r>
+          </w:p>
+        </w:tc>
+      </w:tr>
+      <w:tr>
+        <w:trPr>
+          <w:trHeight w:val="420" w:hRule="atLeast"/>
+        </w:trPr>
+        <w:tc>
+          <w:tcPr>
+            <w:tcW w:type="dxa" w:w="9024"/>
+            <w:gridSpan w:val="12"/>
+            <w:vMerge w:val="restart"/>
+            <w:tcMar>
+              <w:top w:w="20" w:type="dxa"/>
+              <w:left w:w="60" w:type="dxa"/>
+              <w:bottom w:w="20" w:type="dxa"/>
+              <w:right w:w="60" w:type="dxa"/>
+            </w:tcMar>
+            <w:vAlign w:val="top"/>
+          </w:tcPr>
+          <w:p>
+            <w:pPr>
+              <w:spacing w:after="0"/>
+            </w:pPr>
+          </w:p>
+        </w:tc>
+      </w:tr>
+      <w:tr>
+        <w:trPr>
+          <w:trHeight w:val="420" w:hRule="atLeast"/>
+        </w:trPr>
+        <w:tc>
+          <w:tcPr>
+            <w:tcW w:type="dxa" w:w="9024"/>
+            <w:gridSpan w:val="12"/>
+            <w:vMerge/>
+          </w:tcPr>
+          <w:p/>
+        </w:tc>
+      </w:tr>
+      <w:tr>
+        <w:trPr>
+          <w:trHeight w:val="420" w:hRule="atLeast"/>
+        </w:trPr>
+        <w:tc>
+          <w:tcPr>
+            <w:tcW w:type="dxa" w:w="9024"/>
+            <w:gridSpan w:val="12"/>
+            <w:vMerge/>
+          </w:tcPr>
+          <w:p/>
+        </w:tc>
+      </w:tr>
+      <w:tr>
+        <w:trPr>
+          <w:trHeight w:val="420" w:hRule="atLeast"/>
+        </w:trPr>
+        <w:tc>
+          <w:tcPr>
+            <w:tcW w:type="dxa" w:w="9024"/>
+            <w:gridSpan w:val="12"/>
+            <w:vMerge/>
+          </w:tcPr>
+          <w:p/>
+        </w:tc>
+      </w:tr>
+      <w:tr>
+        <w:trPr>
+          <w:trHeight w:val="420" w:hRule="atLeast"/>
+        </w:trPr>
+        <w:tc>
+          <w:tcPr>
+            <w:tcW w:type="dxa" w:w="9024"/>
+            <w:gridSpan w:val="12"/>
+            <w:vMerge/>
+          </w:tcPr>
+          <w:p/>
+        </w:tc>
+      </w:tr>
+      <w:tr>
+        <w:trPr>
+          <w:trHeight w:val="420" w:hRule="atLeast"/>
+        </w:trPr>
+        <w:tc>
+          <w:tcPr>
+            <w:tcW w:type="dxa" w:w="9024"/>
+            <w:gridSpan w:val="12"/>
+            <w:vMerge/>
+          </w:tcPr>
+          <w:p/>
+        </w:tc>
+      </w:tr>
+      <w:tr>
+        <w:trPr>
+          <w:trHeight w:val="420" w:hRule="atLeast"/>
+        </w:trPr>
+        <w:tc>
+          <w:tcPr>
+            <w:tcW w:type="dxa" w:w="9024"/>
+            <w:gridSpan w:val="12"/>
+            <w:vMerge/>
+          </w:tcPr>
+          <w:p/>
+        </w:tc>
+      </w:tr>
+      <w:tr>
+        <w:trPr>
+          <w:trHeight w:val="420" w:hRule="atLeast"/>
+        </w:trPr>
+        <w:tc>
+          <w:tcPr>
+            <w:tcW w:type="dxa" w:w="9024"/>
+            <w:gridSpan w:val="12"/>
+            <w:vMerge/>
+          </w:tcPr>
+          <w:p/>
+        </w:tc>
+      </w:tr>
+      <w:tr>
+        <w:trPr>
+          <w:trHeight w:val="420" w:hRule="atLeast"/>
+        </w:trPr>
+        <w:tc>
+          <w:tcPr>
+            <w:tcW w:type="dxa" w:w="9024"/>
+            <w:gridSpan w:val="12"/>
+            <w:vMerge/>
+          </w:tcPr>
+          <w:p/>
+        </w:tc>
+      </w:tr>
+      <w:tr>
+        <w:trPr>
+          <w:trHeight w:val="420" w:hRule="atLeast"/>
+        </w:trPr>
+        <w:tc>
+          <w:tcPr>
+            <w:tcW w:type="dxa" w:w="9024"/>
+            <w:gridSpan w:val="12"/>
+            <w:vMerge/>
+          </w:tcPr>
+          <w:p/>
+        </w:tc>
+      </w:tr>
+      <w:tr>
+        <w:trPr>
+          <w:trHeight w:val="420" w:hRule="atLeast"/>
+        </w:trPr>
+        <w:tc>
+          <w:tcPr>
+            <w:tcW w:type="dxa" w:w="9024"/>
+            <w:gridSpan w:val="12"/>
+            <w:vMerge/>
+          </w:tcPr>
+          <w:p/>
+        </w:tc>
+      </w:tr>
+      <w:tr>
+        <w:trPr>
+          <w:trHeight w:val="420" w:hRule="atLeast"/>
+        </w:trPr>
+        <w:tc>
+          <w:tcPr>
+            <w:tcW w:type="dxa" w:w="9024"/>
+            <w:gridSpan w:val="12"/>
+            <w:vMerge/>
+          </w:tcPr>
+          <w:p/>
+        </w:tc>
+      </w:tr>
+      <w:tr>
+        <w:trPr>
+          <w:trHeight w:val="420" w:hRule="atLeast"/>
+        </w:trPr>
+        <w:tc>
+          <w:tcPr>
+            <w:tcW w:type="dxa" w:w="9024"/>
+            <w:gridSpan w:val="12"/>
+            <w:vMerge w:val="restart"/>
+            <w:tcMar>
+              <w:top w:w="20" w:type="dxa"/>
+              <w:left w:w="60" w:type="dxa"/>
+              <w:bottom w:w="20" w:type="dxa"/>
+              <w:right w:w="60" w:type="dxa"/>
+            </w:tcMar>
+            <w:vAlign w:val="top"/>
+          </w:tcPr>
+          <w:p>
+            <w:pPr>
+              <w:spacing w:line="360" w:lineRule="auto" w:after="0"/>
+              <w:jc w:val="left"/>
+            </w:pPr>
+            <w:r>
+              <w:rPr>
+                <w:b w:val="0"/>
+                <w:i w:val="0"/>
+                <w:color w:val="334155"/>
+                <w:sz w:val="21"/>
+              </w:rPr>
+              <w:t>Presents a novel gradient compression algorithm for multi-node deep learning clusters reducing inter-node communication latency by 45%.</w:t>
+            </w:r>
+          </w:p>
+        </w:tc>
+      </w:tr>
+      <w:tr>
+        <w:trPr>
+          <w:trHeight w:val="420" w:hRule="atLeast"/>
+        </w:trPr>
+        <w:tc>
+          <w:tcPr>
+            <w:tcW w:type="dxa" w:w="9024"/>
+            <w:gridSpan w:val="12"/>
+            <w:vMerge/>
+          </w:tcPr>
+          <w:p/>
+        </w:tc>
+      </w:tr>
+      <w:tr>
+        <w:trPr>
+          <w:trHeight w:val="420" w:hRule="atLeast"/>
+        </w:trPr>
+        <w:tc>
+          <w:tcPr>
+            <w:tcW w:type="dxa" w:w="9024"/>
+            <w:gridSpan w:val="12"/>
+            <w:vMerge/>
+          </w:tcPr>
+          <w:p/>
+        </w:tc>
+      </w:tr>
+      <w:tr>
+        <w:trPr>
+          <w:trHeight w:val="420" w:hRule="atLeast"/>
+        </w:trPr>
+        <w:tc>
+          <w:tcPr>
+            <w:tcW w:type="dxa" w:w="9024"/>
+            <w:gridSpan w:val="12"/>
+            <w:vMerge/>
+          </w:tcPr>
+          <w:p/>
+        </w:tc>
+      </w:tr>
+      <w:tr>
+        <w:trPr>
+          <w:trHeight w:val="420" w:hRule="atLeast"/>
+        </w:trPr>
+        <w:tc>
+          <w:tcPr>
+            <w:tcW w:type="dxa" w:w="9024"/>
+            <w:gridSpan w:val="12"/>
+            <w:vMerge/>
+          </w:tcPr>
+          <w:p/>
+        </w:tc>
+      </w:tr>
+      <w:tr>
+        <w:trPr>
+          <w:trHeight w:val="420" w:hRule="atLeast"/>
+        </w:trPr>
+        <w:tc>
+          <w:tcPr>
+            <w:tcW w:type="dxa" w:w="9024"/>
+            <w:gridSpan w:val="12"/>
+            <w:vMerge/>
+          </w:tcPr>
+          <w:p/>
+        </w:tc>
+      </w:tr>
+      <w:tr>
+        <w:trPr>
+          <w:trHeight w:val="420" w:hRule="atLeast"/>
+        </w:trPr>
+        <w:tc>
+          <w:tcPr>
+            <w:tcW w:type="dxa" w:w="4512"/>
+            <w:gridSpan w:val="6"/>
+            <w:vMerge w:val="restart"/>
+            <w:tcMar>
+              <w:top w:w="20" w:type="dxa"/>
+              <w:left w:w="60" w:type="dxa"/>
+              <w:bottom w:w="20" w:type="dxa"/>
+              <w:right w:w="60" w:type="dxa"/>
+            </w:tcMar>
+            <w:vAlign w:val="top"/>
+          </w:tcPr>
+          <w:p>
+            <w:pPr>
+              <w:spacing w:after="0"/>
+              <w:jc w:val="left"/>
+            </w:pPr>
+            <w:hyperlink r:id="rId10">
+              <w:r>
+                <w:rPr>
+                  <w:b/>
+                  <w:color w:val="FFFFFF"/>
+                  <w:sz w:val="19"/>
+                  <w:shd w:val="clear" w:color="auto" w:fill="1F4E78"/>
+                </w:rPr>
+                <w:t xml:space="preserve">   View details   </w:t>
+              </w:r>
+            </w:hyperlink>
+          </w:p>
+        </w:tc>
+        <w:tc>
+          <w:tcPr>
+            <w:tcW w:type="dxa" w:w="752"/>
+          </w:tcPr>
+          <w:p/>
+        </w:tc>
+        <w:tc>
+          <w:tcPr>
+            <w:tcW w:type="dxa" w:w="752"/>
+          </w:tcPr>
+          <w:p/>
+        </w:tc>
+        <w:tc>
+          <w:tcPr>
+            <w:tcW w:type="dxa" w:w="752"/>
+          </w:tcPr>
+          <w:p/>
+        </w:tc>
+        <w:tc>
+          <w:tcPr>
+            <w:tcW w:type="dxa" w:w="752"/>
+          </w:tcPr>
+          <w:p/>
+        </w:tc>
+        <w:tc>
+          <w:tcPr>
+            <w:tcW w:type="dxa" w:w="752"/>
+          </w:tcPr>
+          <w:p/>
+        </w:tc>
+        <w:tc>
+          <w:tcPr>
+            <w:tcW w:type="dxa" w:w="752"/>
+          </w:tcPr>
+          <w:p/>
+        </w:tc>
+      </w:tr>
+      <w:tr>
+        <w:trPr>
+          <w:trHeight w:val="420" w:hRule="atLeast"/>
+        </w:trPr>
+        <w:tc>
+          <w:tcPr>
+            <w:tcW w:type="dxa" w:w="4512"/>
+            <w:gridSpan w:val="6"/>
+            <w:vMerge/>
+          </w:tcPr>
+          <w:p/>
+        </w:tc>
+        <w:tc>
+          <w:tcPr>
+            <w:tcW w:type="dxa" w:w="752"/>
+          </w:tcPr>
+          <w:p/>
+        </w:tc>
+        <w:tc>
+          <w:tcPr>
+            <w:tcW w:type="dxa" w:w="752"/>
+          </w:tcPr>
+          <w:p/>
+        </w:tc>
+        <w:tc>
+          <w:tcPr>
+            <w:tcW w:type="dxa" w:w="752"/>
+          </w:tcPr>
+          <w:p/>
+        </w:tc>
+        <w:tc>
+          <w:tcPr>
+            <w:tcW w:type="dxa" w:w="752"/>
+          </w:tcPr>
+          <w:p/>
+        </w:tc>
+        <w:tc>
+          <w:tcPr>
+            <w:tcW w:type="dxa" w:w="752"/>
+          </w:tcPr>
+          <w:p/>
+        </w:tc>
+        <w:tc>
+          <w:tcPr>
+            <w:tcW w:type="dxa" w:w="752"/>
+          </w:tcPr>
+          <w:p/>
+        </w:tc>
+      </w:tr>
+    </w:tbl>
     <w:p>
       <w:pPr>
-        <w:spacing w:after="100" w:line="288" w:lineRule="auto"/>
-        <w:jc w:val="left"/>
-      </w:pPr>
-      <w:r>
-        <w:rPr>
-          <w:b/>
-          <w:i w:val="0"/>
-          <w:color w:val="1F4E78"/>
-          <w:sz w:val="34"/>
-        </w:rPr>
-        <w:t>Distributed Deep Learning Models for Natural Language Generation</w:t>
-      </w:r>
-    </w:p>
-    <w:p>
-      <w:pPr>
-        <w:spacing w:after="100"/>
-      </w:pPr>
-      <w:r>
-        <w:rPr>
-          <w:b/>
-          <w:i w:val="0"/>
-          <w:color w:val="475569"/>
-          <w:sz w:val="21"/>
-        </w:rPr>
-        <w:t>By Dr. John Smith, Dr. Sarah Jenkins</w:t>
-      </w:r>
-    </w:p>
-    <w:p>
-      <w:pPr>
-        <w:spacing w:after="160" w:line="384" w:lineRule="auto"/>
-        <w:jc w:val="left"/>
-      </w:pPr>
-      <w:r>
-        <w:rPr>
-          <w:b w:val="0"/>
-          <w:i w:val="0"/>
-          <w:color w:val="334155"/>
-          <w:sz w:val="21"/>
-        </w:rPr>
-        <w:t>Presents a novel gradient compression algorithm for multi-node deep learning clusters reducing inter-node communication latency by 45%.</w:t>
-      </w:r>
-    </w:p>
-    <w:p>
-      <w:pPr>
-        <w:spacing w:after="160"/>
-      </w:pPr>
-      <w:hyperlink r:id="rId10">
-        <w:r>
-          <w:rPr>
-            <w:b/>
-            <w:color w:val="FFFFFF"/>
-            <w:sz w:val="19"/>
-            <w:shd w:val="clear" w:color="auto" w:fill="1F4E78"/>
-          </w:rPr>
-          <w:t xml:space="preserve">   View details   </w:t>
-        </w:r>
-      </w:hyperlink>
-    </w:p>
-    <w:p>
-      <w:pPr>
-        <w:spacing w:before="200" w:after="200"/>
         <w:pBdr>
           <w:bottom w:val="single" w:sz="6" w:space="1" w:color="D9DEE4"/>
         </w:pBdr>
+        <w:spacing w:before="200" w:after="200"/>
       </w:pPr>
     </w:p>
-    <w:p>
-      <w:pPr>
-        <w:spacing w:after="100" w:line="288" w:lineRule="auto"/>
+    <w:tbl>
+      <w:tblPr>
+        <w:tblW w:type="auto" w:w="0"/>
         <w:jc w:val="left"/>
-      </w:pPr>
-      <w:r>
-        <w:rPr>
-          <w:b/>
-          <w:i w:val="0"/>
-          <w:color w:val="1F4E78"/>
-          <w:sz w:val="34"/>
-        </w:rPr>
-        <w:t>AI-Powered Smart Grid Monitoring &amp; Anomaly Detection System</w:t>
-      </w:r>
-    </w:p>
-    <w:p>
-      <w:pPr>
-        <w:spacing w:after="100"/>
-      </w:pPr>
-      <w:r>
-        <w:rPr>
-          <w:b/>
-          <w:i w:val="0"/>
-          <w:color w:val="475569"/>
-          <w:sz w:val="21"/>
-        </w:rPr>
-        <w:t>By Dr. S. Kulkarni (PI), Prof. R. Varma (Co-PI)</w:t>
-      </w:r>
-    </w:p>
-    <w:p>
-      <w:pPr>
-        <w:spacing w:after="160" w:line="384" w:lineRule="auto"/>
-        <w:jc w:val="left"/>
-      </w:pPr>
-      <w:r>
-        <w:rPr>
-          <w:b w:val="0"/>
-          <w:i w:val="0"/>
-          <w:color w:val="334155"/>
-          <w:sz w:val="21"/>
-        </w:rPr>
-        <w:t>Sanctioned 3-year research project focused on deploying IoT sensors and edge computing models to detect electrical network grid faults in real time.</w:t>
-      </w:r>
-    </w:p>
-    <w:p>
-      <w:pPr>
-        <w:spacing w:after="160"/>
-      </w:pPr>
-      <w:hyperlink r:id="rId11">
-        <w:r>
-          <w:rPr>
-            <w:b/>
-            <w:color w:val="FFFFFF"/>
-            <w:sz w:val="19"/>
-            <w:shd w:val="clear" w:color="auto" w:fill="1F4E78"/>
-          </w:rPr>
-          <w:t xml:space="preserve">   View details   </w:t>
-        </w:r>
-      </w:hyperlink>
-    </w:p>
+        <w:tblLayout w:type="fixed"/>
+        <w:tblLook w:firstColumn="1" w:firstRow="1" w:lastColumn="0" w:lastRow="0" w:noHBand="0" w:noVBand="1" w:val="04A0"/>
+      </w:tblPr>
+      <w:tblGrid>
+        <w:gridCol w:w="752"/>
+        <w:gridCol w:w="752"/>
+        <w:gridCol w:w="752"/>
+        <w:gridCol w:w="752"/>
+        <w:gridCol w:w="752"/>
+        <w:gridCol w:w="752"/>
+        <w:gridCol w:w="752"/>
+        <w:gridCol w:w="752"/>
+        <w:gridCol w:w="752"/>
+        <w:gridCol w:w="752"/>
+        <w:gridCol w:w="752"/>
+        <w:gridCol w:w="752"/>
+      </w:tblGrid>
+      <w:tr>
+        <w:trPr>
+          <w:trHeight w:val="420" w:hRule="atLeast"/>
+        </w:trPr>
+        <w:tc>
+          <w:tcPr>
+            <w:tcW w:type="dxa" w:w="9024"/>
+            <w:gridSpan w:val="12"/>
+            <w:vMerge w:val="restart"/>
+            <w:tcMar>
+              <w:top w:w="20" w:type="dxa"/>
+              <w:left w:w="60" w:type="dxa"/>
+              <w:bottom w:w="20" w:type="dxa"/>
+              <w:right w:w="60" w:type="dxa"/>
+            </w:tcMar>
+            <w:vAlign w:val="top"/>
+          </w:tcPr>
+          <w:p>
+            <w:pPr>
+              <w:spacing w:line="288" w:lineRule="auto" w:after="0"/>
+              <w:jc w:val="left"/>
+            </w:pPr>
+            <w:r>
+              <w:rPr>
+                <w:b/>
+                <w:i w:val="0"/>
+                <w:color w:val="1F4E78"/>
+                <w:sz w:val="34"/>
+              </w:rPr>
+              <w:t>AI-Powered Smart Grid Monitoring &amp; Anomaly Detection System</w:t>
+            </w:r>
+          </w:p>
+        </w:tc>
+      </w:tr>
+      <w:tr>
+        <w:trPr>
+          <w:trHeight w:val="420" w:hRule="atLeast"/>
+        </w:trPr>
+        <w:tc>
+          <w:tcPr>
+            <w:tcW w:type="dxa" w:w="9024"/>
+            <w:gridSpan w:val="12"/>
+            <w:vMerge/>
+          </w:tcPr>
+          <w:p/>
+        </w:tc>
+      </w:tr>
+      <w:tr>
+        <w:trPr>
+          <w:trHeight w:val="420" w:hRule="atLeast"/>
+        </w:trPr>
+        <w:tc>
+          <w:tcPr>
+            <w:tcW w:type="dxa" w:w="9024"/>
+            <w:gridSpan w:val="12"/>
+            <w:vMerge/>
+          </w:tcPr>
+          <w:p/>
+        </w:tc>
+      </w:tr>
+      <w:tr>
+        <w:trPr>
+          <w:trHeight w:val="420" w:hRule="atLeast"/>
+        </w:trPr>
+        <w:tc>
+          <w:tcPr>
+            <w:tcW w:type="dxa" w:w="9024"/>
+            <w:gridSpan w:val="12"/>
+            <w:tcMar>
+              <w:top w:w="20" w:type="dxa"/>
+              <w:left w:w="60" w:type="dxa"/>
+              <w:bottom w:w="20" w:type="dxa"/>
+              <w:right w:w="60" w:type="dxa"/>
+            </w:tcMar>
+            <w:vAlign w:val="top"/>
+          </w:tcPr>
+          <w:p>
+            <w:pPr>
+              <w:spacing w:after="0"/>
+              <w:jc w:val="left"/>
+            </w:pPr>
+            <w:r>
+              <w:rPr>
+                <w:b/>
+                <w:i w:val="0"/>
+                <w:color w:val="475569"/>
+                <w:sz w:val="21"/>
+              </w:rPr>
+              <w:t>By Dr. S. Kulkarni (PI), Prof. R. Varma (Co-PI)</w:t>
+            </w:r>
+          </w:p>
+        </w:tc>
+      </w:tr>
+      <w:tr>
+        <w:trPr>
+          <w:trHeight w:val="420" w:hRule="atLeast"/>
+        </w:trPr>
+        <w:tc>
+          <w:tcPr>
+            <w:tcW w:type="dxa" w:w="9024"/>
+            <w:gridSpan w:val="12"/>
+            <w:vMerge w:val="restart"/>
+            <w:tcMar>
+              <w:top w:w="20" w:type="dxa"/>
+              <w:left w:w="60" w:type="dxa"/>
+              <w:bottom w:w="20" w:type="dxa"/>
+              <w:right w:w="60" w:type="dxa"/>
+            </w:tcMar>
+            <w:vAlign w:val="top"/>
+          </w:tcPr>
+          <w:p>
+            <w:pPr>
+              <w:spacing w:line="360" w:lineRule="auto" w:after="0"/>
+              <w:jc w:val="left"/>
+            </w:pPr>
+            <w:r>
+              <w:rPr>
+                <w:b w:val="0"/>
+                <w:i w:val="0"/>
+                <w:color w:val="334155"/>
+                <w:sz w:val="21"/>
+              </w:rPr>
+              <w:t>Sanctioned 3-year research project focused on deploying IoT sensors and edge computing models to detect electrical network grid faults in real time.</w:t>
+            </w:r>
+          </w:p>
+        </w:tc>
+      </w:tr>
+      <w:tr>
+        <w:trPr>
+          <w:trHeight w:val="420" w:hRule="atLeast"/>
+        </w:trPr>
+        <w:tc>
+          <w:tcPr>
+            <w:tcW w:type="dxa" w:w="9024"/>
+            <w:gridSpan w:val="12"/>
+            <w:vMerge/>
+          </w:tcPr>
+          <w:p/>
+        </w:tc>
+      </w:tr>
+      <w:tr>
+        <w:trPr>
+          <w:trHeight w:val="420" w:hRule="atLeast"/>
+        </w:trPr>
+        <w:tc>
+          <w:tcPr>
+            <w:tcW w:type="dxa" w:w="9024"/>
+            <w:gridSpan w:val="12"/>
+            <w:vMerge/>
+          </w:tcPr>
+          <w:p/>
+        </w:tc>
+      </w:tr>
+      <w:tr>
+        <w:trPr>
+          <w:trHeight w:val="420" w:hRule="atLeast"/>
+        </w:trPr>
+        <w:tc>
+          <w:tcPr>
+            <w:tcW w:type="dxa" w:w="9024"/>
+            <w:gridSpan w:val="12"/>
+            <w:vMerge/>
+          </w:tcPr>
+          <w:p/>
+        </w:tc>
+      </w:tr>
+      <w:tr>
+        <w:trPr>
+          <w:trHeight w:val="420" w:hRule="atLeast"/>
+        </w:trPr>
+        <w:tc>
+          <w:tcPr>
+            <w:tcW w:type="dxa" w:w="9024"/>
+            <w:gridSpan w:val="12"/>
+            <w:vMerge/>
+          </w:tcPr>
+          <w:p/>
+        </w:tc>
+      </w:tr>
+      <w:tr>
+        <w:trPr>
+          <w:trHeight w:val="420" w:hRule="atLeast"/>
+        </w:trPr>
+        <w:tc>
+          <w:tcPr>
+            <w:tcW w:type="dxa" w:w="9024"/>
+            <w:gridSpan w:val="12"/>
+            <w:vMerge/>
+          </w:tcPr>
+          <w:p/>
+        </w:tc>
+      </w:tr>
+      <w:tr>
+        <w:trPr>
+          <w:trHeight w:val="420" w:hRule="atLeast"/>
+        </w:trPr>
+        <w:tc>
+          <w:tcPr>
+            <w:tcW w:type="dxa" w:w="4512"/>
+            <w:gridSpan w:val="6"/>
+            <w:vMerge w:val="restart"/>
+            <w:tcMar>
+              <w:top w:w="20" w:type="dxa"/>
+              <w:left w:w="60" w:type="dxa"/>
+              <w:bottom w:w="20" w:type="dxa"/>
+              <w:right w:w="60" w:type="dxa"/>
+            </w:tcMar>
+            <w:vAlign w:val="top"/>
+          </w:tcPr>
+          <w:p>
+            <w:pPr>
+              <w:spacing w:after="0"/>
+              <w:jc w:val="left"/>
+            </w:pPr>
+            <w:hyperlink r:id="rId11">
+              <w:r>
+                <w:rPr>
+                  <w:b/>
+                  <w:color w:val="FFFFFF"/>
+                  <w:sz w:val="19"/>
+                  <w:shd w:val="clear" w:color="auto" w:fill="1F4E78"/>
+                </w:rPr>
+                <w:t xml:space="preserve">   View details   </w:t>
+              </w:r>
+            </w:hyperlink>
+          </w:p>
+        </w:tc>
+        <w:tc>
+          <w:tcPr>
+            <w:tcW w:type="dxa" w:w="752"/>
+          </w:tcPr>
+          <w:p/>
+        </w:tc>
+        <w:tc>
+          <w:tcPr>
+            <w:tcW w:type="dxa" w:w="752"/>
+          </w:tcPr>
+          <w:p/>
+        </w:tc>
+        <w:tc>
+          <w:tcPr>
+            <w:tcW w:type="dxa" w:w="752"/>
+          </w:tcPr>
+          <w:p/>
+        </w:tc>
+        <w:tc>
+          <w:tcPr>
+            <w:tcW w:type="dxa" w:w="752"/>
+          </w:tcPr>
+          <w:p/>
+        </w:tc>
+        <w:tc>
+          <w:tcPr>
+            <w:tcW w:type="dxa" w:w="752"/>
+          </w:tcPr>
+          <w:p/>
+        </w:tc>
+        <w:tc>
+          <w:tcPr>
+            <w:tcW w:type="dxa" w:w="752"/>
+          </w:tcPr>
+          <w:p/>
+        </w:tc>
+      </w:tr>
+      <w:tr>
+        <w:trPr>
+          <w:trHeight w:val="420" w:hRule="atLeast"/>
+        </w:trPr>
+        <w:tc>
+          <w:tcPr>
+            <w:tcW w:type="dxa" w:w="4512"/>
+            <w:gridSpan w:val="6"/>
+            <w:vMerge/>
+          </w:tcPr>
+          <w:p/>
+        </w:tc>
+        <w:tc>
+          <w:tcPr>
+            <w:tcW w:type="dxa" w:w="752"/>
+          </w:tcPr>
+          <w:p/>
+        </w:tc>
+        <w:tc>
+          <w:tcPr>
+            <w:tcW w:type="dxa" w:w="752"/>
+          </w:tcPr>
+          <w:p/>
+        </w:tc>
+        <w:tc>
+          <w:tcPr>
+            <w:tcW w:type="dxa" w:w="752"/>
+          </w:tcPr>
+          <w:p/>
+        </w:tc>
+        <w:tc>
+          <w:tcPr>
+            <w:tcW w:type="dxa" w:w="752"/>
+          </w:tcPr>
+          <w:p/>
+        </w:tc>
+        <w:tc>
+          <w:tcPr>
+            <w:tcW w:type="dxa" w:w="752"/>
+          </w:tcPr>
+          <w:p/>
+        </w:tc>
+        <w:tc>
+          <w:tcPr>
+            <w:tcW w:type="dxa" w:w="752"/>
+          </w:tcPr>
+          <w:p/>
+        </w:tc>
+      </w:tr>
+    </w:tbl>
     <w:sectPr>
       <w:pgSz w:w="11909" w:h="16834"/>
       <w:pgMar w:top="1152" w:right="1440" w:bottom="1152" w:left="1440" w:header="720" w:footer="720" w:gutter="0"/>
